--- a/这世界既残酷也温柔_全文_重新排版.docx
+++ b/这世界既残酷也温柔_全文_重新排版.docx
@@ -3441,9 +3441,10 @@
     </w:p>
     <w:p>
       <w:pPr>
-        <w:spacing w:before="0" w:after="220" w:line="420" w:lineRule="auto"/>
-        <w:ind w:firstLine="480"/>
+        <w:keepNext/>
+        <w:spacing w:before="420" w:after="240"/>
         <w:jc w:val="center"/>
+        <w:outlineLvl w:val="9"/>
         <w:rPr>
           <w:rFonts w:ascii="Georgia" w:hAnsi="Georgia" w:eastAsia="黑体"/>
           <w:b/>
@@ -3452,6 +3453,7 @@
           <w:szCs w:val="28"/>
         </w:rPr>
       </w:pPr>
+      <w:bookmarkStart w:id="35" w:name="_GoBack"/>
       <w:r>
         <w:rPr>
           <w:rFonts w:ascii="Georgia" w:hAnsi="Georgia" w:eastAsia="黑体"/>
@@ -3481,6 +3483,7 @@
         <w:t>这是最温柔的时代，只要稍稍坚持一下，就会脱颖而出。</w:t>
       </w:r>
     </w:p>
+    <w:bookmarkEnd w:id="35"/>
     <w:p>
       <w:pPr>
         <w:keepNext/>
@@ -10184,7 +10187,6 @@
           <w:szCs w:val="24"/>
         </w:rPr>
       </w:pPr>
-      <w:bookmarkStart w:id="35" w:name="_GoBack"/>
       <w:r>
         <w:rPr>
           <w:rFonts w:ascii="Georgia" w:hAnsi="Georgia" w:eastAsia="宋体"/>
@@ -10195,7 +10197,6 @@
         <w:t>蜂拥而来的是各种采访，给我冠以各种头衔，财经媒体在报道我时，说我是“90后知识网红第一人”。</w:t>
       </w:r>
     </w:p>
-    <w:bookmarkEnd w:id="35"/>
     <w:p>
       <w:pPr>
         <w:spacing w:before="0" w:after="220" w:line="420" w:lineRule="auto"/>
